--- a/강의정리/N050/N050_실습과제_제출보고서.docx
+++ b/강의정리/N050/N050_실습과제_제출보고서.docx
@@ -318,502 +318,46 @@
         <w:t xml:space="preserve">0. 한눈에</w:t>
       </w:r>
     </w:p>
-    <w:tbl>
-      <w:tblPr>
-        <w:tblW w:type="pct" w:w="100%"/>
-        <w:tblBorders>
-          <w:top w:val="none"/>
-          <w:left w:val="none"/>
-          <w:bottom w:val="none"/>
-          <w:right w:val="none"/>
-          <w:insideH w:val="none"/>
-          <w:insideV w:val="none"/>
-        </w:tblBorders>
-      </w:tblPr>
-      <w:tblGrid>
-        <w:gridCol w:w="1900"/>
-        <w:gridCol w:w="360"/>
-        <w:gridCol w:w="1900"/>
-        <w:gridCol w:w="360"/>
-        <w:gridCol w:w="1900"/>
-        <w:gridCol w:w="360"/>
-        <w:gridCol w:w="1900"/>
-      </w:tblGrid>
-      <w:tr>
-        <w:trPr>
-          <w:cantSplit/>
-        </w:trPr>
-        <w:tc>
-          <w:tcPr>
-            <w:tcW w:type="dxa" w:w="1900"/>
-            <w:tcBorders>
-              <w:top w:val="single" w:color="BFBFBF" w:sz="4"/>
-              <w:left w:val="single" w:color="BFBFBF" w:sz="4"/>
-              <w:bottom w:val="single" w:color="BFBFBF" w:sz="4"/>
-              <w:right w:val="single" w:color="BFBFBF" w:sz="4"/>
-            </w:tcBorders>
-            <w:shd w:fill="EAF2FF" w:color="auto" w:val="clear"/>
-            <w:tcMar>
-              <w:top w:type="dxa" w:w="100"/>
-              <w:left w:type="dxa" w:w="80"/>
-              <w:bottom w:type="dxa" w:w="100"/>
-              <w:right w:type="dxa" w:w="80"/>
-            </w:tcMar>
-            <w:vAlign w:val="center"/>
-          </w:tcPr>
-          <w:p>
-            <w:pPr>
-              <w:spacing w:after="0" w:line="240"/>
-              <w:jc w:val="center"/>
-            </w:pPr>
-            <w:r>
-              <w:rPr>
-                <w:rFonts w:ascii="맑은 고딕" w:cs="맑은 고딕" w:eastAsia="맑은 고딕" w:hAnsi="맑은 고딕"/>
-                <w:b/>
-                <w:bCs/>
-                <w:color w:val="222222"/>
-                <w:sz w:val="18"/>
-                <w:szCs w:val="18"/>
-              </w:rPr>
-              <w:t xml:space="preserve">로컬에서는 됨</w:t>
-            </w:r>
-          </w:p>
-        </w:tc>
-        <w:tc>
-          <w:tcPr>
-            <w:tcW w:type="dxa" w:w="360"/>
-            <w:tcBorders>
-              <w:top w:val="none"/>
-              <w:left w:val="none"/>
-              <w:bottom w:val="none"/>
-              <w:right w:val="none"/>
-            </w:tcBorders>
-            <w:vAlign w:val="center"/>
-          </w:tcPr>
-          <w:p>
-            <w:pPr>
-              <w:spacing w:after="0"/>
-              <w:jc w:val="center"/>
-            </w:pPr>
-            <w:r>
-              <w:rPr>
-                <w:rFonts w:ascii="맑은 고딕" w:cs="맑은 고딕" w:eastAsia="맑은 고딕" w:hAnsi="맑은 고딕"/>
-                <w:b/>
-                <w:bCs/>
-                <w:color w:val="1F4E9C"/>
-                <w:sz w:val="22"/>
-                <w:szCs w:val="22"/>
-              </w:rPr>
-              <w:t xml:space="preserve">→</w:t>
-            </w:r>
-          </w:p>
-        </w:tc>
-        <w:tc>
-          <w:tcPr>
-            <w:tcW w:type="dxa" w:w="1900"/>
-            <w:tcBorders>
-              <w:top w:val="single" w:color="BFBFBF" w:sz="4"/>
-              <w:left w:val="single" w:color="BFBFBF" w:sz="4"/>
-              <w:bottom w:val="single" w:color="BFBFBF" w:sz="4"/>
-              <w:right w:val="single" w:color="BFBFBF" w:sz="4"/>
-            </w:tcBorders>
-            <w:shd w:fill="EAFAF0" w:color="auto" w:val="clear"/>
-            <w:tcMar>
-              <w:top w:type="dxa" w:w="100"/>
-              <w:left w:type="dxa" w:w="80"/>
-              <w:bottom w:type="dxa" w:w="100"/>
-              <w:right w:type="dxa" w:w="80"/>
-            </w:tcMar>
-            <w:vAlign w:val="center"/>
-          </w:tcPr>
-          <w:p>
-            <w:pPr>
-              <w:spacing w:after="0" w:line="240"/>
-              <w:jc w:val="center"/>
-            </w:pPr>
-            <w:r>
-              <w:rPr>
-                <w:rFonts w:ascii="맑은 고딕" w:cs="맑은 고딕" w:eastAsia="맑은 고딕" w:hAnsi="맑은 고딕"/>
-                <w:b/>
-                <w:bCs/>
-                <w:color w:val="222222"/>
-                <w:sz w:val="18"/>
-                <w:szCs w:val="18"/>
-              </w:rPr>
-              <w:t xml:space="preserve">staging에서 500</w:t>
-            </w:r>
-          </w:p>
-          <w:p>
-            <w:pPr>
-              <w:spacing w:after="0" w:line="240"/>
-              <w:jc w:val="center"/>
-            </w:pPr>
-            <w:r>
-              <w:rPr>
-                <w:rFonts w:ascii="맑은 고딕" w:cs="맑은 고딕" w:eastAsia="맑은 고딕" w:hAnsi="맑은 고딕"/>
-                <w:b w:val="false"/>
-                <w:bCs w:val="false"/>
-                <w:color w:val="666666"/>
-                <w:sz w:val="16"/>
-                <w:szCs w:val="16"/>
-              </w:rPr>
-              <w:t xml:space="preserve">서버에 tesseract 없음</w:t>
-            </w:r>
-          </w:p>
-        </w:tc>
-        <w:tc>
-          <w:tcPr>
-            <w:tcW w:type="dxa" w:w="360"/>
-            <w:tcBorders>
-              <w:top w:val="none"/>
-              <w:left w:val="none"/>
-              <w:bottom w:val="none"/>
-              <w:right w:val="none"/>
-            </w:tcBorders>
-            <w:vAlign w:val="center"/>
-          </w:tcPr>
-          <w:p>
-            <w:pPr>
-              <w:spacing w:after="0"/>
-              <w:jc w:val="center"/>
-            </w:pPr>
-            <w:r>
-              <w:rPr>
-                <w:rFonts w:ascii="맑은 고딕" w:cs="맑은 고딕" w:eastAsia="맑은 고딕" w:hAnsi="맑은 고딕"/>
-                <w:b/>
-                <w:bCs/>
-                <w:color w:val="1F4E9C"/>
-                <w:sz w:val="22"/>
-                <w:szCs w:val="22"/>
-              </w:rPr>
-              <w:t xml:space="preserve">→</w:t>
-            </w:r>
-          </w:p>
-        </w:tc>
-        <w:tc>
-          <w:tcPr>
-            <w:tcW w:type="dxa" w:w="1900"/>
-            <w:tcBorders>
-              <w:top w:val="single" w:color="BFBFBF" w:sz="4"/>
-              <w:left w:val="single" w:color="BFBFBF" w:sz="4"/>
-              <w:bottom w:val="single" w:color="BFBFBF" w:sz="4"/>
-              <w:right w:val="single" w:color="BFBFBF" w:sz="4"/>
-            </w:tcBorders>
-            <w:shd w:fill="FFF6E8" w:color="auto" w:val="clear"/>
-            <w:tcMar>
-              <w:top w:type="dxa" w:w="100"/>
-              <w:left w:type="dxa" w:w="80"/>
-              <w:bottom w:type="dxa" w:w="100"/>
-              <w:right w:type="dxa" w:w="80"/>
-            </w:tcMar>
-            <w:vAlign w:val="center"/>
-          </w:tcPr>
-          <w:p>
-            <w:pPr>
-              <w:spacing w:after="0" w:line="240"/>
-              <w:jc w:val="center"/>
-            </w:pPr>
-            <w:r>
-              <w:rPr>
-                <w:rFonts w:ascii="맑은 고딕" w:cs="맑은 고딕" w:eastAsia="맑은 고딕" w:hAnsi="맑은 고딕"/>
-                <w:b/>
-                <w:bCs/>
-                <w:color w:val="222222"/>
-                <w:sz w:val="18"/>
-                <w:szCs w:val="18"/>
-              </w:rPr>
-              <w:t xml:space="preserve">Cloud Run 로그로 원인 확인</w:t>
-            </w:r>
-          </w:p>
-        </w:tc>
-        <w:tc>
-          <w:tcPr>
-            <w:tcW w:type="dxa" w:w="360"/>
-            <w:tcBorders>
-              <w:top w:val="none"/>
-              <w:left w:val="none"/>
-              <w:bottom w:val="none"/>
-              <w:right w:val="none"/>
-            </w:tcBorders>
-            <w:vAlign w:val="center"/>
-          </w:tcPr>
-          <w:p>
-            <w:pPr>
-              <w:spacing w:after="0"/>
-              <w:jc w:val="center"/>
-            </w:pPr>
-            <w:r>
-              <w:rPr>
-                <w:rFonts w:ascii="맑은 고딕" w:cs="맑은 고딕" w:eastAsia="맑은 고딕" w:hAnsi="맑은 고딕"/>
-                <w:b/>
-                <w:bCs/>
-                <w:color w:val="1F4E9C"/>
-                <w:sz w:val="22"/>
-                <w:szCs w:val="22"/>
-              </w:rPr>
-              <w:t xml:space="preserve">→</w:t>
-            </w:r>
-          </w:p>
-        </w:tc>
-        <w:tc>
-          <w:tcPr>
-            <w:tcW w:type="dxa" w:w="1900"/>
-            <w:tcBorders>
-              <w:top w:val="single" w:color="BFBFBF" w:sz="4"/>
-              <w:left w:val="single" w:color="BFBFBF" w:sz="4"/>
-              <w:bottom w:val="single" w:color="BFBFBF" w:sz="4"/>
-              <w:right w:val="single" w:color="BFBFBF" w:sz="4"/>
-            </w:tcBorders>
-            <w:shd w:fill="F3EDFB" w:color="auto" w:val="clear"/>
-            <w:tcMar>
-              <w:top w:type="dxa" w:w="100"/>
-              <w:left w:type="dxa" w:w="80"/>
-              <w:bottom w:type="dxa" w:w="100"/>
-              <w:right w:type="dxa" w:w="80"/>
-            </w:tcMar>
-            <w:vAlign w:val="center"/>
-          </w:tcPr>
-          <w:p>
-            <w:pPr>
-              <w:spacing w:after="0" w:line="240"/>
-              <w:jc w:val="center"/>
-            </w:pPr>
-            <w:r>
-              <w:rPr>
-                <w:rFonts w:ascii="맑은 고딕" w:cs="맑은 고딕" w:eastAsia="맑은 고딕" w:hAnsi="맑은 고딕"/>
-                <w:b/>
-                <w:bCs/>
-                <w:color w:val="222222"/>
-                <w:sz w:val="18"/>
-                <w:szCs w:val="18"/>
-              </w:rPr>
-              <w:t xml:space="preserve">Dockerfile에 설치 줄 추가</w:t>
-            </w:r>
-          </w:p>
-        </w:tc>
-      </w:tr>
-    </w:tbl>
     <w:p>
       <w:pPr>
-        <w:spacing w:after="80" w:line="288"/>
-      </w:pPr>
-      <w:r>
-        <w:rPr>
-          <w:rFonts w:ascii="맑은 고딕" w:cs="맑은 고딕" w:eastAsia="맑은 고딕" w:hAnsi="맑은 고딕"/>
-          <w:b w:val="false"/>
-          <w:bCs w:val="false"/>
-          <w:color w:val="222222"/>
-          <w:sz w:val="21"/>
-          <w:szCs w:val="21"/>
-        </w:rPr>
-        <w:t xml:space="preserve"/>
-      </w:r>
-    </w:p>
-    <w:tbl>
-      <w:tblPr>
-        <w:tblW w:type="pct" w:w="100%"/>
-        <w:tblBorders>
-          <w:top w:val="none"/>
-          <w:left w:val="none"/>
-          <w:bottom w:val="none"/>
-          <w:right w:val="none"/>
-          <w:insideH w:val="none"/>
-          <w:insideV w:val="none"/>
-        </w:tblBorders>
-      </w:tblPr>
-      <w:tblGrid>
-        <w:gridCol w:w="2400"/>
-        <w:gridCol w:w="360"/>
-        <w:gridCol w:w="2400"/>
-        <w:gridCol w:w="360"/>
-        <w:gridCol w:w="2400"/>
-      </w:tblGrid>
-      <w:tr>
-        <w:trPr>
-          <w:cantSplit/>
-        </w:trPr>
-        <w:tc>
-          <w:tcPr>
-            <w:tcW w:type="dxa" w:w="2400"/>
-            <w:tcBorders>
-              <w:top w:val="single" w:color="BFBFBF" w:sz="4"/>
-              <w:left w:val="single" w:color="BFBFBF" w:sz="4"/>
-              <w:bottom w:val="single" w:color="BFBFBF" w:sz="4"/>
-              <w:right w:val="single" w:color="BFBFBF" w:sz="4"/>
-            </w:tcBorders>
-            <w:shd w:fill="EAF2FF" w:color="auto" w:val="clear"/>
-            <w:tcMar>
-              <w:top w:type="dxa" w:w="100"/>
-              <w:left w:type="dxa" w:w="80"/>
-              <w:bottom w:type="dxa" w:w="100"/>
-              <w:right w:type="dxa" w:w="80"/>
-            </w:tcMar>
-            <w:vAlign w:val="center"/>
-          </w:tcPr>
-          <w:p>
-            <w:pPr>
-              <w:spacing w:after="0" w:line="240"/>
-              <w:jc w:val="center"/>
-            </w:pPr>
-            <w:r>
-              <w:rPr>
-                <w:rFonts w:ascii="맑은 고딕" w:cs="맑은 고딕" w:eastAsia="맑은 고딕" w:hAnsi="맑은 고딕"/>
-                <w:b/>
-                <w:bCs/>
-                <w:color w:val="222222"/>
-                <w:sz w:val="18"/>
-                <w:szCs w:val="18"/>
-              </w:rPr>
-              <w:t xml:space="preserve">로컬 컨테이너에서 먼저 확인</w:t>
-            </w:r>
-          </w:p>
-        </w:tc>
-        <w:tc>
-          <w:tcPr>
-            <w:tcW w:type="dxa" w:w="360"/>
-            <w:tcBorders>
-              <w:top w:val="none"/>
-              <w:left w:val="none"/>
-              <w:bottom w:val="none"/>
-              <w:right w:val="none"/>
-            </w:tcBorders>
-            <w:vAlign w:val="center"/>
-          </w:tcPr>
-          <w:p>
-            <w:pPr>
-              <w:spacing w:after="0"/>
-              <w:jc w:val="center"/>
-            </w:pPr>
-            <w:r>
-              <w:rPr>
-                <w:rFonts w:ascii="맑은 고딕" w:cs="맑은 고딕" w:eastAsia="맑은 고딕" w:hAnsi="맑은 고딕"/>
-                <w:b/>
-                <w:bCs/>
-                <w:color w:val="1F4E9C"/>
-                <w:sz w:val="22"/>
-                <w:szCs w:val="22"/>
-              </w:rPr>
-              <w:t xml:space="preserve">→</w:t>
-            </w:r>
-          </w:p>
-        </w:tc>
-        <w:tc>
-          <w:tcPr>
-            <w:tcW w:type="dxa" w:w="2400"/>
-            <w:tcBorders>
-              <w:top w:val="single" w:color="BFBFBF" w:sz="4"/>
-              <w:left w:val="single" w:color="BFBFBF" w:sz="4"/>
-              <w:bottom w:val="single" w:color="BFBFBF" w:sz="4"/>
-              <w:right w:val="single" w:color="BFBFBF" w:sz="4"/>
-            </w:tcBorders>
-            <w:shd w:fill="EAFAF0" w:color="auto" w:val="clear"/>
-            <w:tcMar>
-              <w:top w:type="dxa" w:w="100"/>
-              <w:left w:type="dxa" w:w="80"/>
-              <w:bottom w:type="dxa" w:w="100"/>
-              <w:right w:type="dxa" w:w="80"/>
-            </w:tcMar>
-            <w:vAlign w:val="center"/>
-          </w:tcPr>
-          <w:p>
-            <w:pPr>
-              <w:spacing w:after="0" w:line="240"/>
-              <w:jc w:val="center"/>
-            </w:pPr>
-            <w:r>
-              <w:rPr>
-                <w:rFonts w:ascii="맑은 고딕" w:cs="맑은 고딕" w:eastAsia="맑은 고딕" w:hAnsi="맑은 고딕"/>
-                <w:b/>
-                <w:bCs/>
-                <w:color w:val="222222"/>
-                <w:sz w:val="18"/>
-                <w:szCs w:val="18"/>
-              </w:rPr>
-              <w:t xml:space="preserve">staging 200</w:t>
-            </w:r>
-          </w:p>
-        </w:tc>
-        <w:tc>
-          <w:tcPr>
-            <w:tcW w:type="dxa" w:w="360"/>
-            <w:tcBorders>
-              <w:top w:val="none"/>
-              <w:left w:val="none"/>
-              <w:bottom w:val="none"/>
-              <w:right w:val="none"/>
-            </w:tcBorders>
-            <w:vAlign w:val="center"/>
-          </w:tcPr>
-          <w:p>
-            <w:pPr>
-              <w:spacing w:after="0"/>
-              <w:jc w:val="center"/>
-            </w:pPr>
-            <w:r>
-              <w:rPr>
-                <w:rFonts w:ascii="맑은 고딕" w:cs="맑은 고딕" w:eastAsia="맑은 고딕" w:hAnsi="맑은 고딕"/>
-                <w:b/>
-                <w:bCs/>
-                <w:color w:val="1F4E9C"/>
-                <w:sz w:val="22"/>
-                <w:szCs w:val="22"/>
-              </w:rPr>
-              <w:t xml:space="preserve">→</w:t>
-            </w:r>
-          </w:p>
-        </w:tc>
-        <w:tc>
-          <w:tcPr>
-            <w:tcW w:type="dxa" w:w="2400"/>
-            <w:tcBorders>
-              <w:top w:val="single" w:color="BFBFBF" w:sz="4"/>
-              <w:left w:val="single" w:color="BFBFBF" w:sz="4"/>
-              <w:bottom w:val="single" w:color="BFBFBF" w:sz="4"/>
-              <w:right w:val="single" w:color="BFBFBF" w:sz="4"/>
-            </w:tcBorders>
-            <w:shd w:fill="FFF6E8" w:color="auto" w:val="clear"/>
-            <w:tcMar>
-              <w:top w:type="dxa" w:w="100"/>
-              <w:left w:type="dxa" w:w="80"/>
-              <w:bottom w:type="dxa" w:w="100"/>
-              <w:right w:type="dxa" w:w="80"/>
-            </w:tcMar>
-            <w:vAlign w:val="center"/>
-          </w:tcPr>
-          <w:p>
-            <w:pPr>
-              <w:spacing w:after="0" w:line="240"/>
-              <w:jc w:val="center"/>
-            </w:pPr>
-            <w:r>
-              <w:rPr>
-                <w:rFonts w:ascii="맑은 고딕" w:cs="맑은 고딕" w:eastAsia="맑은 고딕" w:hAnsi="맑은 고딕"/>
-                <w:b/>
-                <w:bCs/>
-                <w:color w:val="222222"/>
-                <w:sz w:val="18"/>
-                <w:szCs w:val="18"/>
-              </w:rPr>
-              <w:t xml:space="preserve">production 승인 후 200</w:t>
-            </w:r>
-          </w:p>
-        </w:tc>
-      </w:tr>
-    </w:tbl>
-    <w:p>
-      <w:pPr>
-        <w:spacing w:after="80" w:line="288"/>
-      </w:pPr>
-      <w:r>
-        <w:rPr>
-          <w:rFonts w:ascii="맑은 고딕" w:cs="맑은 고딕" w:eastAsia="맑은 고딕" w:hAnsi="맑은 고딕"/>
-          <w:b w:val="false"/>
-          <w:bCs w:val="false"/>
-          <w:color w:val="222222"/>
-          <w:sz w:val="21"/>
-          <w:szCs w:val="21"/>
-        </w:rPr>
-        <w:t xml:space="preserve"/>
+        <w:spacing w:before="120" w:after="120"/>
+        <w:jc w:val="center"/>
+      </w:pPr>
+      <w:r>
+        <w:drawing>
+          <wp:inline distT="0" distB="0" distL="0" distR="0">
+            <wp:extent cx="6200000" cy="2373438"/>
+            <wp:docPr id="9001" name="한눈에 흐름도" descr="한눈에 흐름도: 로컬에서는 됨 → staging에서 500(서버에 tesseract 없음) → Cloud Run 로그로 원인 확인 → Dockerfile에 설치 줄 추가 → 로컬 컨테이너에서 먼저 확인 → staging 200 → production 승인 후 200"/>
+            <wp:cNvGraphicFramePr>
+              <a:graphicFrameLocks xmlns:a="http://schemas.openxmlformats.org/drawingml/2006/main" noChangeAspect="1"/>
+            </wp:cNvGraphicFramePr>
+            <a:graphic xmlns:a="http://schemas.openxmlformats.org/drawingml/2006/main">
+              <a:graphicData uri="http://schemas.openxmlformats.org/drawingml/2006/picture">
+                <pic:pic xmlns:pic="http://schemas.openxmlformats.org/drawingml/2006/picture">
+                  <pic:nvPicPr>
+                    <pic:cNvPr id="9002" name="flow.png"/>
+                    <pic:cNvPicPr/>
+                  </pic:nvPicPr>
+                  <pic:blipFill>
+                    <a:blip r:embed="rId10"/>
+                    <a:stretch>
+                      <a:fillRect/>
+                    </a:stretch>
+                  </pic:blipFill>
+                  <pic:spPr>
+                    <a:xfrm>
+                      <a:off x="0" y="0"/>
+                      <a:ext cx="6200000" cy="2373438"/>
+                    </a:xfrm>
+                    <a:prstGeom prst="rect">
+                      <a:avLst/>
+                    </a:prstGeom>
+                  </pic:spPr>
+                </pic:pic>
+              </a:graphicData>
+            </a:graphic>
+          </wp:inline>
+        </w:drawing>
       </w:r>
     </w:p>
     <w:p>
